--- a/reports/report_RK1.docx
+++ b/reports/report_RK1.docx
@@ -25,6 +25,9 @@
       <w:pPr>
         <w:spacing w:after="280"/>
         <w:jc w:val="center"/>
+        <w:rPr>
+          <w:lang w:val="ru-RU"/>
+        </w:rPr>
       </w:pPr>
       <w:proofErr w:type="spellStart"/>
       <w:r>
@@ -413,6 +416,23 @@
         </w:rPr>
         <w:t>/</w:t>
       </w:r>
+      <w:r>
+        <w:rPr>
+          <w:rFonts w:ascii="Calibri" w:hAnsi="Calibri"/>
+          <w:color w:val="212529"/>
+          <w:sz w:val="20"/>
+        </w:rPr>
+        <w:t>Nerdlin</w:t>
+      </w:r>
+      <w:r>
+        <w:rPr>
+          <w:rFonts w:ascii="Calibri" w:hAnsi="Calibri"/>
+          <w:color w:val="212529"/>
+          <w:sz w:val="20"/>
+          <w:lang w:val="ru-RU"/>
+        </w:rPr>
+        <w:t>/</w:t>
+      </w:r>
       <w:proofErr w:type="spellStart"/>
       <w:r>
         <w:rPr>
@@ -420,7 +440,7 @@
           <w:color w:val="212529"/>
           <w:sz w:val="20"/>
         </w:rPr>
-        <w:t>BDaaac</w:t>
+        <w:t>crm</w:t>
       </w:r>
       <w:proofErr w:type="spellEnd"/>
       <w:r>
@@ -430,18 +450,16 @@
           <w:sz w:val="20"/>
           <w:lang w:val="ru-RU"/>
         </w:rPr>
-        <w:t>/</w:t>
-      </w:r>
-      <w:proofErr w:type="spellStart"/>
+        <w:t>-</w:t>
+      </w:r>
       <w:r>
         <w:rPr>
           <w:rFonts w:ascii="Calibri" w:hAnsi="Calibri"/>
           <w:color w:val="212529"/>
           <w:sz w:val="20"/>
         </w:rPr>
-        <w:t>crm</w:t>
-      </w:r>
-      <w:proofErr w:type="spellEnd"/>
+        <w:t>lead</w:t>
+      </w:r>
       <w:r>
         <w:rPr>
           <w:rFonts w:ascii="Calibri" w:hAnsi="Calibri"/>
@@ -451,16 +469,14 @@
         </w:rPr>
         <w:t>-</w:t>
       </w:r>
-      <w:proofErr w:type="spellStart"/>
       <w:r>
         <w:rPr>
           <w:rFonts w:ascii="Calibri" w:hAnsi="Calibri"/>
           <w:color w:val="212529"/>
           <w:sz w:val="20"/>
         </w:rPr>
-        <w:t>dp</w:t>
-      </w:r>
-      <w:proofErr w:type="spellEnd"/>
+        <w:t>scoring</w:t>
+      </w:r>
     </w:p>
     <w:p>
       <w:pPr>
@@ -1237,14 +1253,34 @@
             <w:vAlign w:val="center"/>
           </w:tcPr>
           <w:p>
-            <w:r>
-              <w:rPr>
-                <w:rFonts w:ascii="Calibri" w:hAnsi="Calibri"/>
-                <w:color w:val="212529"/>
-                <w:sz w:val="18"/>
-              </w:rPr>
-              <w:t>Конечные пользователи</w:t>
-            </w:r>
+            <w:proofErr w:type="spellStart"/>
+            <w:r>
+              <w:rPr>
+                <w:rFonts w:ascii="Calibri" w:hAnsi="Calibri"/>
+                <w:color w:val="212529"/>
+                <w:sz w:val="18"/>
+              </w:rPr>
+              <w:t>Конечные</w:t>
+            </w:r>
+            <w:proofErr w:type="spellEnd"/>
+            <w:r>
+              <w:rPr>
+                <w:rFonts w:ascii="Calibri" w:hAnsi="Calibri"/>
+                <w:color w:val="212529"/>
+                <w:sz w:val="18"/>
+              </w:rPr>
+              <w:t xml:space="preserve"> </w:t>
+            </w:r>
+            <w:proofErr w:type="spellStart"/>
+            <w:r>
+              <w:rPr>
+                <w:rFonts w:ascii="Calibri" w:hAnsi="Calibri"/>
+                <w:color w:val="212529"/>
+                <w:sz w:val="18"/>
+              </w:rPr>
+              <w:t>пользователи</w:t>
+            </w:r>
+            <w:proofErr w:type="spellEnd"/>
           </w:p>
         </w:tc>
         <w:tc>
@@ -2481,7 +2517,43 @@
                 <w:color w:val="212529"/>
                 <w:sz w:val="18"/>
               </w:rPr>
-              <w:t xml:space="preserve"> (упущенная маржа)</w:t>
+              <w:t xml:space="preserve"> (</w:t>
+            </w:r>
+            <w:proofErr w:type="spellStart"/>
+            <w:r>
+              <w:rPr>
+                <w:rFonts w:ascii="Calibri" w:hAnsi="Calibri"/>
+                <w:color w:val="212529"/>
+                <w:sz w:val="18"/>
+              </w:rPr>
+              <w:t>упущенная</w:t>
+            </w:r>
+            <w:proofErr w:type="spellEnd"/>
+            <w:r>
+              <w:rPr>
+                <w:rFonts w:ascii="Calibri" w:hAnsi="Calibri"/>
+                <w:color w:val="212529"/>
+                <w:sz w:val="18"/>
+              </w:rPr>
+              <w:t xml:space="preserve"> </w:t>
+            </w:r>
+            <w:proofErr w:type="spellStart"/>
+            <w:r>
+              <w:rPr>
+                <w:rFonts w:ascii="Calibri" w:hAnsi="Calibri"/>
+                <w:color w:val="212529"/>
+                <w:sz w:val="18"/>
+              </w:rPr>
+              <w:t>маржа</w:t>
+            </w:r>
+            <w:proofErr w:type="spellEnd"/>
+            <w:r>
+              <w:rPr>
+                <w:rFonts w:ascii="Calibri" w:hAnsi="Calibri"/>
+                <w:color w:val="212529"/>
+                <w:sz w:val="18"/>
+              </w:rPr>
+              <w:t>)</w:t>
             </w:r>
           </w:p>
         </w:tc>
@@ -4484,14 +4556,34 @@
             <w:vAlign w:val="center"/>
           </w:tcPr>
           <w:p>
-            <w:r>
-              <w:rPr>
-                <w:rFonts w:ascii="Calibri" w:hAnsi="Calibri"/>
-                <w:color w:val="212529"/>
-                <w:sz w:val="18"/>
-              </w:rPr>
-              <w:t>Объём и размерность</w:t>
-            </w:r>
+            <w:proofErr w:type="spellStart"/>
+            <w:r>
+              <w:rPr>
+                <w:rFonts w:ascii="Calibri" w:hAnsi="Calibri"/>
+                <w:color w:val="212529"/>
+                <w:sz w:val="18"/>
+              </w:rPr>
+              <w:t>Объём</w:t>
+            </w:r>
+            <w:proofErr w:type="spellEnd"/>
+            <w:r>
+              <w:rPr>
+                <w:rFonts w:ascii="Calibri" w:hAnsi="Calibri"/>
+                <w:color w:val="212529"/>
+                <w:sz w:val="18"/>
+              </w:rPr>
+              <w:t xml:space="preserve"> и </w:t>
+            </w:r>
+            <w:proofErr w:type="spellStart"/>
+            <w:r>
+              <w:rPr>
+                <w:rFonts w:ascii="Calibri" w:hAnsi="Calibri"/>
+                <w:color w:val="212529"/>
+                <w:sz w:val="18"/>
+              </w:rPr>
+              <w:t>размерность</w:t>
+            </w:r>
+            <w:proofErr w:type="spellEnd"/>
           </w:p>
         </w:tc>
         <w:tc>
@@ -5532,14 +5624,34 @@
             <w:vAlign w:val="center"/>
           </w:tcPr>
           <w:p>
-            <w:r>
-              <w:rPr>
-                <w:rFonts w:ascii="Calibri" w:hAnsi="Calibri"/>
-                <w:color w:val="212529"/>
-                <w:sz w:val="18"/>
-              </w:rPr>
-              <w:t>poutcome, previous, pdays</w:t>
-            </w:r>
+            <w:proofErr w:type="spellStart"/>
+            <w:r>
+              <w:rPr>
+                <w:rFonts w:ascii="Calibri" w:hAnsi="Calibri"/>
+                <w:color w:val="212529"/>
+                <w:sz w:val="18"/>
+              </w:rPr>
+              <w:t>poutcome</w:t>
+            </w:r>
+            <w:proofErr w:type="spellEnd"/>
+            <w:r>
+              <w:rPr>
+                <w:rFonts w:ascii="Calibri" w:hAnsi="Calibri"/>
+                <w:color w:val="212529"/>
+                <w:sz w:val="18"/>
+              </w:rPr>
+              <w:t xml:space="preserve">, previous, </w:t>
+            </w:r>
+            <w:proofErr w:type="spellStart"/>
+            <w:r>
+              <w:rPr>
+                <w:rFonts w:ascii="Calibri" w:hAnsi="Calibri"/>
+                <w:color w:val="212529"/>
+                <w:sz w:val="18"/>
+              </w:rPr>
+              <w:t>pdays</w:t>
+            </w:r>
+            <w:proofErr w:type="spellEnd"/>
           </w:p>
         </w:tc>
         <w:tc>
@@ -5882,7 +5994,43 @@
                 <w:color w:val="212529"/>
                 <w:sz w:val="18"/>
               </w:rPr>
-              <w:t>y (факт подписки)</w:t>
+              <w:t>y (</w:t>
+            </w:r>
+            <w:proofErr w:type="spellStart"/>
+            <w:r>
+              <w:rPr>
+                <w:rFonts w:ascii="Calibri" w:hAnsi="Calibri"/>
+                <w:color w:val="212529"/>
+                <w:sz w:val="18"/>
+              </w:rPr>
+              <w:t>факт</w:t>
+            </w:r>
+            <w:proofErr w:type="spellEnd"/>
+            <w:r>
+              <w:rPr>
+                <w:rFonts w:ascii="Calibri" w:hAnsi="Calibri"/>
+                <w:color w:val="212529"/>
+                <w:sz w:val="18"/>
+              </w:rPr>
+              <w:t xml:space="preserve"> </w:t>
+            </w:r>
+            <w:proofErr w:type="spellStart"/>
+            <w:r>
+              <w:rPr>
+                <w:rFonts w:ascii="Calibri" w:hAnsi="Calibri"/>
+                <w:color w:val="212529"/>
+                <w:sz w:val="18"/>
+              </w:rPr>
+              <w:t>подписки</w:t>
+            </w:r>
+            <w:proofErr w:type="spellEnd"/>
+            <w:r>
+              <w:rPr>
+                <w:rFonts w:ascii="Calibri" w:hAnsi="Calibri"/>
+                <w:color w:val="212529"/>
+                <w:sz w:val="18"/>
+              </w:rPr>
+              <w:t>)</w:t>
             </w:r>
           </w:p>
         </w:tc>
@@ -7570,7 +7718,7 @@
                 <w:color w:val="212529"/>
                 <w:sz w:val="18"/>
               </w:rPr>
-              <w:t xml:space="preserve">2. </w:t>
+              <w:t>2. У</w:t>
             </w:r>
             <w:proofErr w:type="spellStart"/>
             <w:r>
@@ -7579,7 +7727,7 @@
                 <w:color w:val="212529"/>
                 <w:sz w:val="18"/>
               </w:rPr>
-              <w:t>Уникальность</w:t>
+              <w:t>никальность</w:t>
             </w:r>
             <w:proofErr w:type="spellEnd"/>
           </w:p>
@@ -7772,7 +7920,7 @@
                 <w:color w:val="212529"/>
                 <w:sz w:val="18"/>
               </w:rPr>
-              <w:t xml:space="preserve">3. </w:t>
+              <w:t>3. Ф</w:t>
             </w:r>
             <w:proofErr w:type="spellStart"/>
             <w:r>
@@ -7781,7 +7929,7 @@
                 <w:color w:val="212529"/>
                 <w:sz w:val="18"/>
               </w:rPr>
-              <w:t>Форматы</w:t>
+              <w:t>орматы</w:t>
             </w:r>
             <w:proofErr w:type="spellEnd"/>
             <w:r>
@@ -8015,7 +8163,7 @@
                 <w:color w:val="212529"/>
                 <w:sz w:val="18"/>
               </w:rPr>
-              <w:t xml:space="preserve">4. </w:t>
+              <w:t>4. Д</w:t>
             </w:r>
             <w:proofErr w:type="spellStart"/>
             <w:r>
@@ -8024,7 +8172,7 @@
                 <w:color w:val="212529"/>
                 <w:sz w:val="18"/>
               </w:rPr>
-              <w:t>Допустимые</w:t>
+              <w:t>опустимые</w:t>
             </w:r>
             <w:proofErr w:type="spellEnd"/>
             <w:r>
@@ -8486,7 +8634,7 @@
                 <w:color w:val="212529"/>
                 <w:sz w:val="18"/>
               </w:rPr>
-              <w:t xml:space="preserve">6. </w:t>
+              <w:t>6. И</w:t>
             </w:r>
             <w:proofErr w:type="spellStart"/>
             <w:r>
@@ -8495,7 +8643,7 @@
                 <w:color w:val="212529"/>
                 <w:sz w:val="18"/>
               </w:rPr>
-              <w:t>Информативность</w:t>
+              <w:t>нформативность</w:t>
             </w:r>
             <w:proofErr w:type="spellEnd"/>
           </w:p>
@@ -8765,7 +8913,7 @@
                 <w:sz w:val="18"/>
               </w:rPr>
               <w:lastRenderedPageBreak/>
-              <w:t xml:space="preserve">7. </w:t>
+              <w:t>7. В</w:t>
             </w:r>
             <w:proofErr w:type="spellStart"/>
             <w:r>
@@ -8774,7 +8922,7 @@
                 <w:color w:val="212529"/>
                 <w:sz w:val="18"/>
               </w:rPr>
-              <w:t>Временная</w:t>
+              <w:t>ременная</w:t>
             </w:r>
             <w:proofErr w:type="spellEnd"/>
             <w:r>
@@ -9035,7 +9183,7 @@
                 <w:color w:val="212529"/>
                 <w:sz w:val="18"/>
               </w:rPr>
-              <w:t xml:space="preserve">8. </w:t>
+              <w:t>8. А</w:t>
             </w:r>
             <w:proofErr w:type="spellStart"/>
             <w:r>
@@ -9044,7 +9192,7 @@
                 <w:color w:val="212529"/>
                 <w:sz w:val="18"/>
               </w:rPr>
-              <w:t>Анализ</w:t>
+              <w:t>нализ</w:t>
             </w:r>
             <w:proofErr w:type="spellEnd"/>
             <w:r>
